--- a/week1/Отчёт_Лабораторная_1_вариант5.docx
+++ b/week1/Отчёт_Лабораторная_1_вариант5.docx
@@ -381,6 +381,51 @@
             </w:pPr>
             <w:r>
               <w:t>2026-09-15</w:t>
+            </w:r>
+          </w:p>
+        </w:tc>
+      </w:tr>
+      <w:tr>
+        <w:tc>
+          <w:tcPr>
+            <w:tcW w:type="dxa" w:w="3200"/>
+            <w:tcMar>
+              <w:top w:type="dxa" w:w="70"/>
+              <w:left w:type="dxa" w:w="90"/>
+              <w:bottom w:type="dxa" w:w="70"/>
+              <w:right w:type="dxa" w:w="90"/>
+            </w:tcMar>
+            <w:vAlign w:val="center"/>
+          </w:tcPr>
+          <w:p>
+            <w:pPr>
+              <w:spacing w:after="0"/>
+            </w:pPr>
+            <w:r>
+              <w:t>Репозиторий</w:t>
+            </w:r>
+          </w:p>
+        </w:tc>
+        <w:tc>
+          <w:tcPr>
+            <w:tcW w:type="dxa" w:w="5800"/>
+            <w:tcMar>
+              <w:top w:type="dxa" w:w="70"/>
+              <w:left w:type="dxa" w:w="90"/>
+              <w:bottom w:type="dxa" w:w="70"/>
+              <w:right w:type="dxa" w:w="90"/>
+            </w:tcMar>
+            <w:vAlign w:val="center"/>
+          </w:tcPr>
+          <w:p>
+            <w:pPr>
+              <w:spacing w:after="0"/>
+            </w:pPr>
+            <w:r>
+              <w:rPr>
+                <w:b/>
+              </w:rPr>
+              <w:t>https://github.com/Yerassyl20036/parallel_computing_fall_2026</w:t>
             </w:r>
           </w:p>
         </w:tc>
